--- a/subsystem/在线购物系统子系统划分说明.docx
+++ b/subsystem/在线购物系统子系统划分说明.docx
@@ -6,7 +6,7 @@
       <w:pPr>
         <w:pStyle w:val="aa"/>
         <w:rPr>
-          <w:rFonts w:eastAsia="宋体" w:hint="eastAsia"/>
+          <w:rFonts w:eastAsia="宋体"/>
           <w:lang w:eastAsia="zh-CN"/>
         </w:rPr>
       </w:pPr>
@@ -105,11 +105,7 @@
           <w:p>
             <w:pPr>
               <w:spacing w:after="0"/>
-              <w:rPr>
-                <w:rFonts w:hint="eastAsia"/>
-              </w:rPr>
             </w:pPr>
-            <w:proofErr w:type="spellStart"/>
             <w:r>
               <w:rPr>
                 <w:rFonts w:eastAsia="微软雅黑" w:cs="微软雅黑"/>
@@ -119,7 +115,6 @@
               </w:rPr>
               <w:t>项目</w:t>
             </w:r>
-            <w:proofErr w:type="spellEnd"/>
           </w:p>
         </w:tc>
         <w:tc>
@@ -137,9 +132,6 @@
           <w:p>
             <w:pPr>
               <w:spacing w:after="0"/>
-              <w:rPr>
-                <w:rFonts w:hint="eastAsia"/>
-              </w:rPr>
             </w:pPr>
             <w:r>
               <w:rPr>
@@ -172,9 +164,6 @@
           <w:p>
             <w:pPr>
               <w:spacing w:after="0" w:line="259" w:lineRule="auto"/>
-              <w:rPr>
-                <w:rFonts w:hint="eastAsia"/>
-              </w:rPr>
             </w:pPr>
             <w:r>
               <w:rPr>
@@ -200,9 +189,6 @@
           <w:p>
             <w:pPr>
               <w:spacing w:after="0" w:line="259" w:lineRule="auto"/>
-              <w:rPr>
-                <w:rFonts w:hint="eastAsia"/>
-              </w:rPr>
             </w:pPr>
             <w:r>
               <w:rPr>
@@ -234,9 +220,6 @@
           <w:p>
             <w:pPr>
               <w:spacing w:after="0" w:line="259" w:lineRule="auto"/>
-              <w:rPr>
-                <w:rFonts w:hint="eastAsia"/>
-              </w:rPr>
             </w:pPr>
             <w:r>
               <w:rPr>
@@ -262,9 +245,6 @@
           <w:p>
             <w:pPr>
               <w:spacing w:after="0" w:line="259" w:lineRule="auto"/>
-              <w:rPr>
-                <w:rFonts w:hint="eastAsia"/>
-              </w:rPr>
             </w:pPr>
             <w:r>
               <w:rPr>
@@ -296,9 +276,6 @@
           <w:p>
             <w:pPr>
               <w:spacing w:after="0" w:line="259" w:lineRule="auto"/>
-              <w:rPr>
-                <w:rFonts w:hint="eastAsia"/>
-              </w:rPr>
             </w:pPr>
             <w:r>
               <w:rPr>
@@ -325,7 +302,6 @@
             <w:pPr>
               <w:spacing w:after="0" w:line="259" w:lineRule="auto"/>
               <w:rPr>
-                <w:rFonts w:hint="eastAsia"/>
                 <w:lang w:eastAsia="zh-CN"/>
               </w:rPr>
             </w:pPr>
@@ -360,11 +336,7 @@
           <w:p>
             <w:pPr>
               <w:spacing w:after="0" w:line="259" w:lineRule="auto"/>
-              <w:rPr>
-                <w:rFonts w:hint="eastAsia"/>
-              </w:rPr>
             </w:pPr>
-            <w:proofErr w:type="spellStart"/>
             <w:r>
               <w:rPr>
                 <w:rFonts w:eastAsia="微软雅黑" w:cs="微软雅黑"/>
@@ -373,7 +345,6 @@
               </w:rPr>
               <w:t>依据</w:t>
             </w:r>
-            <w:proofErr w:type="spellEnd"/>
           </w:p>
         </w:tc>
         <w:tc>
@@ -390,9 +361,6 @@
           <w:p>
             <w:pPr>
               <w:spacing w:after="0" w:line="259" w:lineRule="auto"/>
-              <w:rPr>
-                <w:rFonts w:hint="eastAsia"/>
-              </w:rPr>
             </w:pPr>
             <w:r>
               <w:rPr>
@@ -420,7 +388,6 @@
     <w:p>
       <w:pPr>
         <w:rPr>
-          <w:rFonts w:hint="eastAsia"/>
           <w:lang w:eastAsia="zh-CN"/>
         </w:rPr>
       </w:pPr>
@@ -466,11 +433,7 @@
           <w:p>
             <w:pPr>
               <w:spacing w:after="0"/>
-              <w:rPr>
-                <w:rFonts w:hint="eastAsia"/>
-              </w:rPr>
             </w:pPr>
-            <w:proofErr w:type="spellStart"/>
             <w:r>
               <w:rPr>
                 <w:rFonts w:eastAsia="微软雅黑" w:cs="微软雅黑"/>
@@ -480,7 +443,6 @@
               </w:rPr>
               <w:t>编号</w:t>
             </w:r>
-            <w:proofErr w:type="spellEnd"/>
           </w:p>
         </w:tc>
         <w:tc>
@@ -498,9 +460,6 @@
           <w:p>
             <w:pPr>
               <w:spacing w:after="0"/>
-              <w:rPr>
-                <w:rFonts w:hint="eastAsia"/>
-              </w:rPr>
             </w:pPr>
             <w:r>
               <w:rPr>
@@ -528,9 +487,6 @@
           <w:p>
             <w:pPr>
               <w:spacing w:after="0"/>
-              <w:rPr>
-                <w:rFonts w:hint="eastAsia"/>
-              </w:rPr>
             </w:pPr>
             <w:r>
               <w:rPr>
@@ -558,9 +514,6 @@
           <w:p>
             <w:pPr>
               <w:spacing w:after="0"/>
-              <w:rPr>
-                <w:rFonts w:hint="eastAsia"/>
-              </w:rPr>
             </w:pPr>
             <w:r>
               <w:rPr>
@@ -593,9 +546,6 @@
           <w:p>
             <w:pPr>
               <w:spacing w:after="0" w:line="259" w:lineRule="auto"/>
-              <w:rPr>
-                <w:rFonts w:hint="eastAsia"/>
-              </w:rPr>
             </w:pPr>
             <w:r>
               <w:rPr>
@@ -621,9 +571,6 @@
           <w:p>
             <w:pPr>
               <w:spacing w:after="0" w:line="259" w:lineRule="auto"/>
-              <w:rPr>
-                <w:rFonts w:hint="eastAsia"/>
-              </w:rPr>
             </w:pPr>
             <w:r>
               <w:rPr>
@@ -650,7 +597,6 @@
             <w:pPr>
               <w:spacing w:after="0" w:line="259" w:lineRule="auto"/>
               <w:rPr>
-                <w:rFonts w:hint="eastAsia"/>
                 <w:lang w:eastAsia="zh-CN"/>
               </w:rPr>
             </w:pPr>
@@ -679,11 +625,7 @@
           <w:p>
             <w:pPr>
               <w:spacing w:after="0" w:line="259" w:lineRule="auto"/>
-              <w:rPr>
-                <w:rFonts w:hint="eastAsia"/>
-              </w:rPr>
             </w:pPr>
-            <w:proofErr w:type="spellStart"/>
             <w:r>
               <w:rPr>
                 <w:rFonts w:eastAsia="微软雅黑" w:cs="微软雅黑"/>
@@ -692,7 +634,6 @@
               </w:rPr>
               <w:t>已实现</w:t>
             </w:r>
-            <w:proofErr w:type="spellEnd"/>
           </w:p>
         </w:tc>
       </w:tr>
@@ -715,9 +656,6 @@
           <w:p>
             <w:pPr>
               <w:spacing w:after="0" w:line="259" w:lineRule="auto"/>
-              <w:rPr>
-                <w:rFonts w:hint="eastAsia"/>
-              </w:rPr>
             </w:pPr>
             <w:r>
               <w:rPr>
@@ -743,9 +681,6 @@
           <w:p>
             <w:pPr>
               <w:spacing w:after="0" w:line="259" w:lineRule="auto"/>
-              <w:rPr>
-                <w:rFonts w:hint="eastAsia"/>
-              </w:rPr>
             </w:pPr>
             <w:r>
               <w:rPr>
@@ -772,7 +707,6 @@
             <w:pPr>
               <w:spacing w:after="0" w:line="259" w:lineRule="auto"/>
               <w:rPr>
-                <w:rFonts w:hint="eastAsia"/>
                 <w:lang w:eastAsia="zh-CN"/>
               </w:rPr>
             </w:pPr>
@@ -801,11 +735,7 @@
           <w:p>
             <w:pPr>
               <w:spacing w:after="0" w:line="259" w:lineRule="auto"/>
-              <w:rPr>
-                <w:rFonts w:hint="eastAsia"/>
-              </w:rPr>
             </w:pPr>
-            <w:proofErr w:type="spellStart"/>
             <w:r>
               <w:rPr>
                 <w:rFonts w:eastAsia="微软雅黑" w:cs="微软雅黑"/>
@@ -814,7 +744,6 @@
               </w:rPr>
               <w:t>已实现基础功能</w:t>
             </w:r>
-            <w:proofErr w:type="spellEnd"/>
           </w:p>
         </w:tc>
       </w:tr>
@@ -837,9 +766,6 @@
           <w:p>
             <w:pPr>
               <w:spacing w:after="0" w:line="259" w:lineRule="auto"/>
-              <w:rPr>
-                <w:rFonts w:hint="eastAsia"/>
-              </w:rPr>
             </w:pPr>
             <w:r>
               <w:rPr>
@@ -865,9 +791,6 @@
           <w:p>
             <w:pPr>
               <w:spacing w:after="0" w:line="259" w:lineRule="auto"/>
-              <w:rPr>
-                <w:rFonts w:hint="eastAsia"/>
-              </w:rPr>
             </w:pPr>
             <w:r>
               <w:rPr>
@@ -894,7 +817,6 @@
             <w:pPr>
               <w:spacing w:after="0" w:line="259" w:lineRule="auto"/>
               <w:rPr>
-                <w:rFonts w:hint="eastAsia"/>
                 <w:lang w:eastAsia="zh-CN"/>
               </w:rPr>
             </w:pPr>
@@ -923,11 +845,7 @@
           <w:p>
             <w:pPr>
               <w:spacing w:after="0" w:line="259" w:lineRule="auto"/>
-              <w:rPr>
-                <w:rFonts w:hint="eastAsia"/>
-              </w:rPr>
             </w:pPr>
-            <w:proofErr w:type="spellStart"/>
             <w:r>
               <w:rPr>
                 <w:rFonts w:eastAsia="微软雅黑" w:cs="微软雅黑"/>
@@ -936,7 +854,6 @@
               </w:rPr>
               <w:t>已实现单图版本</w:t>
             </w:r>
-            <w:proofErr w:type="spellEnd"/>
           </w:p>
         </w:tc>
       </w:tr>
@@ -959,9 +876,6 @@
           <w:p>
             <w:pPr>
               <w:spacing w:after="0" w:line="259" w:lineRule="auto"/>
-              <w:rPr>
-                <w:rFonts w:hint="eastAsia"/>
-              </w:rPr>
             </w:pPr>
             <w:r>
               <w:rPr>
@@ -987,9 +901,6 @@
           <w:p>
             <w:pPr>
               <w:spacing w:after="0" w:line="259" w:lineRule="auto"/>
-              <w:rPr>
-                <w:rFonts w:hint="eastAsia"/>
-              </w:rPr>
             </w:pPr>
             <w:r>
               <w:rPr>
@@ -1016,7 +927,6 @@
             <w:pPr>
               <w:spacing w:after="0" w:line="259" w:lineRule="auto"/>
               <w:rPr>
-                <w:rFonts w:hint="eastAsia"/>
                 <w:lang w:eastAsia="zh-CN"/>
               </w:rPr>
             </w:pPr>
@@ -1045,11 +955,7 @@
           <w:p>
             <w:pPr>
               <w:spacing w:after="0" w:line="259" w:lineRule="auto"/>
-              <w:rPr>
-                <w:rFonts w:hint="eastAsia"/>
-              </w:rPr>
             </w:pPr>
-            <w:proofErr w:type="spellStart"/>
             <w:r>
               <w:rPr>
                 <w:rFonts w:eastAsia="微软雅黑" w:cs="微软雅黑"/>
@@ -1058,7 +964,6 @@
               </w:rPr>
               <w:t>已实现</w:t>
             </w:r>
-            <w:proofErr w:type="spellEnd"/>
           </w:p>
         </w:tc>
       </w:tr>
@@ -1081,9 +986,6 @@
           <w:p>
             <w:pPr>
               <w:spacing w:after="0" w:line="259" w:lineRule="auto"/>
-              <w:rPr>
-                <w:rFonts w:hint="eastAsia"/>
-              </w:rPr>
             </w:pPr>
             <w:r>
               <w:rPr>
@@ -1109,9 +1011,6 @@
           <w:p>
             <w:pPr>
               <w:spacing w:after="0" w:line="259" w:lineRule="auto"/>
-              <w:rPr>
-                <w:rFonts w:hint="eastAsia"/>
-              </w:rPr>
             </w:pPr>
             <w:r>
               <w:rPr>
@@ -1138,7 +1037,6 @@
             <w:pPr>
               <w:spacing w:after="0" w:line="259" w:lineRule="auto"/>
               <w:rPr>
-                <w:rFonts w:hint="eastAsia"/>
                 <w:lang w:eastAsia="zh-CN"/>
               </w:rPr>
             </w:pPr>
@@ -1167,11 +1065,7 @@
           <w:p>
             <w:pPr>
               <w:spacing w:after="0" w:line="259" w:lineRule="auto"/>
-              <w:rPr>
-                <w:rFonts w:hint="eastAsia"/>
-              </w:rPr>
             </w:pPr>
-            <w:proofErr w:type="spellStart"/>
             <w:r>
               <w:rPr>
                 <w:rFonts w:eastAsia="微软雅黑" w:cs="微软雅黑"/>
@@ -1180,37 +1074,10 @@
               </w:rPr>
               <w:t>已实现基础能力</w:t>
             </w:r>
-            <w:proofErr w:type="spellEnd"/>
           </w:p>
         </w:tc>
       </w:tr>
     </w:tbl>
-    <w:p>
-      <w:pPr>
-        <w:rPr>
-          <w:rFonts w:hint="eastAsia"/>
-          <w:lang w:eastAsia="zh-CN"/>
-        </w:rPr>
-      </w:pPr>
-      <w:r>
-        <w:rPr>
-          <w:lang w:eastAsia="zh-CN"/>
-        </w:rPr>
-        <w:t>划分是逻辑上的职责边界，不要求每个子系统独占一个代码目录。例如</w:t>
-      </w:r>
-      <w:r>
-        <w:rPr>
-          <w:lang w:eastAsia="zh-CN"/>
-        </w:rPr>
-        <w:t xml:space="preserve"> StoreService.java </w:t>
-      </w:r>
-      <w:r>
-        <w:rPr>
-          <w:lang w:eastAsia="zh-CN"/>
-        </w:rPr>
-        <w:t>同时承载商品规则和队列交易规则，后续可在不改变业务边界的前提下再拆分。</w:t>
-      </w:r>
-    </w:p>
     <w:p>
       <w:pPr>
         <w:pStyle w:val="1"/>
@@ -1274,11 +1141,7 @@
           <w:p>
             <w:pPr>
               <w:spacing w:after="0"/>
-              <w:rPr>
-                <w:rFonts w:hint="eastAsia"/>
-              </w:rPr>
             </w:pPr>
-            <w:proofErr w:type="spellStart"/>
             <w:r>
               <w:rPr>
                 <w:rFonts w:eastAsia="微软雅黑" w:cs="微软雅黑"/>
@@ -1288,7 +1151,6 @@
               </w:rPr>
               <w:t>入口</w:t>
             </w:r>
-            <w:proofErr w:type="spellEnd"/>
           </w:p>
         </w:tc>
         <w:tc>
@@ -1306,9 +1168,6 @@
           <w:p>
             <w:pPr>
               <w:spacing w:after="0"/>
-              <w:rPr>
-                <w:rFonts w:hint="eastAsia"/>
-              </w:rPr>
             </w:pPr>
             <w:r>
               <w:rPr>
@@ -1336,9 +1195,6 @@
           <w:p>
             <w:pPr>
               <w:spacing w:after="0"/>
-              <w:rPr>
-                <w:rFonts w:hint="eastAsia"/>
-              </w:rPr>
             </w:pPr>
             <w:r>
               <w:rPr>
@@ -1366,9 +1222,6 @@
           <w:p>
             <w:pPr>
               <w:spacing w:after="0"/>
-              <w:rPr>
-                <w:rFonts w:hint="eastAsia"/>
-              </w:rPr>
             </w:pPr>
             <w:r>
               <w:rPr>
@@ -1401,9 +1254,6 @@
           <w:p>
             <w:pPr>
               <w:spacing w:after="0" w:line="259" w:lineRule="auto"/>
-              <w:rPr>
-                <w:rFonts w:hint="eastAsia"/>
-              </w:rPr>
             </w:pPr>
             <w:r>
               <w:rPr>
@@ -1429,9 +1279,6 @@
           <w:p>
             <w:pPr>
               <w:spacing w:after="0" w:line="259" w:lineRule="auto"/>
-              <w:rPr>
-                <w:rFonts w:hint="eastAsia"/>
-              </w:rPr>
             </w:pPr>
             <w:r>
               <w:rPr>
@@ -1457,9 +1304,6 @@
           <w:p>
             <w:pPr>
               <w:spacing w:after="0" w:line="259" w:lineRule="auto"/>
-              <w:rPr>
-                <w:rFonts w:hint="eastAsia"/>
-              </w:rPr>
             </w:pPr>
             <w:r>
               <w:rPr>
@@ -1485,9 +1329,6 @@
           <w:p>
             <w:pPr>
               <w:spacing w:after="0" w:line="259" w:lineRule="auto"/>
-              <w:rPr>
-                <w:rFonts w:hint="eastAsia"/>
-              </w:rPr>
             </w:pPr>
             <w:r>
               <w:rPr>
@@ -1519,9 +1360,6 @@
           <w:p>
             <w:pPr>
               <w:spacing w:after="0" w:line="259" w:lineRule="auto"/>
-              <w:rPr>
-                <w:rFonts w:hint="eastAsia"/>
-              </w:rPr>
             </w:pPr>
             <w:r>
               <w:rPr>
@@ -1547,9 +1385,6 @@
           <w:p>
             <w:pPr>
               <w:spacing w:after="0" w:line="259" w:lineRule="auto"/>
-              <w:rPr>
-                <w:rFonts w:hint="eastAsia"/>
-              </w:rPr>
             </w:pPr>
             <w:r>
               <w:rPr>
@@ -1575,9 +1410,6 @@
           <w:p>
             <w:pPr>
               <w:spacing w:after="0" w:line="259" w:lineRule="auto"/>
-              <w:rPr>
-                <w:rFonts w:hint="eastAsia"/>
-              </w:rPr>
             </w:pPr>
             <w:r>
               <w:rPr>
@@ -1603,9 +1435,6 @@
           <w:p>
             <w:pPr>
               <w:spacing w:after="0" w:line="259" w:lineRule="auto"/>
-              <w:rPr>
-                <w:rFonts w:hint="eastAsia"/>
-              </w:rPr>
             </w:pPr>
             <w:r>
               <w:rPr>
@@ -1637,9 +1466,6 @@
           <w:p>
             <w:pPr>
               <w:spacing w:after="0" w:line="259" w:lineRule="auto"/>
-              <w:rPr>
-                <w:rFonts w:hint="eastAsia"/>
-              </w:rPr>
             </w:pPr>
             <w:r>
               <w:rPr>
@@ -1665,9 +1491,6 @@
           <w:p>
             <w:pPr>
               <w:spacing w:after="0" w:line="259" w:lineRule="auto"/>
-              <w:rPr>
-                <w:rFonts w:hint="eastAsia"/>
-              </w:rPr>
             </w:pPr>
             <w:r>
               <w:rPr>
@@ -1694,7 +1517,6 @@
             <w:pPr>
               <w:spacing w:after="0" w:line="259" w:lineRule="auto"/>
               <w:rPr>
-                <w:rFonts w:hint="eastAsia"/>
                 <w:lang w:eastAsia="zh-CN"/>
               </w:rPr>
             </w:pPr>
@@ -1723,9 +1545,6 @@
           <w:p>
             <w:pPr>
               <w:spacing w:after="0" w:line="259" w:lineRule="auto"/>
-              <w:rPr>
-                <w:rFonts w:hint="eastAsia"/>
-              </w:rPr>
             </w:pPr>
             <w:r>
               <w:rPr>
@@ -1741,58 +1560,6 @@
     </w:tbl>
     <w:p>
       <w:pPr>
-        <w:rPr>
-          <w:rFonts w:hint="eastAsia"/>
-        </w:rPr>
-      </w:pPr>
-      <w:r>
-        <w:t>前端的</w:t>
-      </w:r>
-      <w:r>
-        <w:t xml:space="preserve"> publicApi.js</w:t>
-      </w:r>
-      <w:r>
-        <w:t>、</w:t>
-      </w:r>
-      <w:r>
-        <w:t xml:space="preserve">sellerApi.js </w:t>
-      </w:r>
-      <w:r>
-        <w:t>封装请求；后端控制器接收请求，</w:t>
-      </w:r>
-      <w:r>
-        <w:t xml:space="preserve">StoreService </w:t>
-      </w:r>
-      <w:r>
-        <w:t>执行状态和队列规则，再通过</w:t>
-      </w:r>
-      <w:r>
-        <w:t xml:space="preserve"> ProductRepository</w:t>
-      </w:r>
-      <w:r>
-        <w:t>、</w:t>
-      </w:r>
-      <w:r>
-        <w:t xml:space="preserve">IntentRepository </w:t>
-      </w:r>
-      <w:r>
-        <w:t>保存到文件型</w:t>
-      </w:r>
-      <w:r>
-        <w:t xml:space="preserve"> H2</w:t>
-      </w:r>
-      <w:r>
-        <w:t>。前端共用组件位于</w:t>
-      </w:r>
-      <w:r>
-        <w:t xml:space="preserve"> frontend/src/components/common</w:t>
-      </w:r>
-      <w:r>
-        <w:t>。</w:t>
-      </w:r>
-    </w:p>
-    <w:p>
-      <w:pPr>
         <w:pStyle w:val="1"/>
         <w:rPr>
           <w:lang w:eastAsia="zh-CN"/>
@@ -1803,7 +1570,6 @@
         <w:rPr>
           <w:lang w:eastAsia="zh-CN"/>
         </w:rPr>
-        <w:lastRenderedPageBreak/>
         <w:t xml:space="preserve">3 </w:t>
       </w:r>
       <w:r>
@@ -1827,17 +1593,14 @@
       <w:r>
         <w:t xml:space="preserve">3.1 S1 </w:t>
       </w:r>
-      <w:proofErr w:type="spellStart"/>
       <w:r>
         <w:t>买家交互子系统</w:t>
       </w:r>
-      <w:proofErr w:type="spellEnd"/>
     </w:p>
     <w:p>
       <w:pPr>
         <w:pStyle w:val="a0"/>
         <w:rPr>
-          <w:rFonts w:hint="eastAsia"/>
           <w:lang w:eastAsia="zh-CN"/>
         </w:rPr>
       </w:pPr>
@@ -1852,7 +1615,6 @@
       <w:pPr>
         <w:pStyle w:val="a0"/>
         <w:rPr>
-          <w:rFonts w:hint="eastAsia"/>
           <w:lang w:eastAsia="zh-CN"/>
         </w:rPr>
       </w:pPr>
@@ -1860,6 +1622,7 @@
         <w:rPr>
           <w:lang w:eastAsia="zh-CN"/>
         </w:rPr>
+        <w:lastRenderedPageBreak/>
         <w:t>边界：口令码只用于对应意向，不是登录账户；队首买家进入交易后不能撤销，其他等待买家在交易期间仍可撤销。</w:t>
       </w:r>
     </w:p>
@@ -1870,17 +1633,14 @@
       <w:r>
         <w:t xml:space="preserve">3.2 S2 </w:t>
       </w:r>
-      <w:proofErr w:type="spellStart"/>
       <w:r>
         <w:t>卖家工作台子系统</w:t>
       </w:r>
-      <w:proofErr w:type="spellEnd"/>
     </w:p>
     <w:p>
       <w:pPr>
         <w:pStyle w:val="a0"/>
         <w:rPr>
-          <w:rFonts w:hint="eastAsia"/>
           <w:lang w:eastAsia="zh-CN"/>
         </w:rPr>
       </w:pPr>
@@ -1894,44 +1654,21 @@
     <w:p>
       <w:pPr>
         <w:pStyle w:val="a0"/>
-        <w:rPr>
-          <w:rFonts w:hint="eastAsia"/>
-        </w:rPr>
       </w:pPr>
-      <w:proofErr w:type="spellStart"/>
       <w:r>
         <w:t>边界：当前账号为</w:t>
       </w:r>
-      <w:proofErr w:type="spellEnd"/>
       <w:r>
-        <w:t xml:space="preserve"> </w:t>
-      </w:r>
-      <w:proofErr w:type="spellStart"/>
-      <w:r>
-        <w:t>admin</w:t>
+        <w:t xml:space="preserve"> admin</w:t>
       </w:r>
       <w:r>
         <w:t>，初始密码由</w:t>
       </w:r>
-      <w:proofErr w:type="spellEnd"/>
       <w:r>
-        <w:t xml:space="preserve"> </w:t>
+        <w:t xml:space="preserve"> application.yml </w:t>
       </w:r>
-      <w:proofErr w:type="spellStart"/>
       <w:r>
-        <w:t>application.yml</w:t>
-      </w:r>
-      <w:proofErr w:type="spellEnd"/>
-      <w:r>
-        <w:t xml:space="preserve"> </w:t>
-      </w:r>
-      <w:proofErr w:type="spellStart"/>
-      <w:r>
-        <w:t>配置；修改密码和安全存储属于总需求，但当前代码尚未实现</w:t>
-      </w:r>
-      <w:proofErr w:type="spellEnd"/>
-      <w:r>
-        <w:t>。</w:t>
+        <w:t>配置；修改密码和安全存储属于总需求，但当前代码尚未实现。</w:t>
       </w:r>
     </w:p>
     <w:p>
@@ -1949,7 +1686,6 @@
       <w:pPr>
         <w:pStyle w:val="a0"/>
         <w:rPr>
-          <w:rFonts w:hint="eastAsia"/>
           <w:lang w:eastAsia="zh-CN"/>
         </w:rPr>
       </w:pPr>
@@ -2002,7 +1738,6 @@
       <w:pPr>
         <w:pStyle w:val="a0"/>
         <w:rPr>
-          <w:rFonts w:hint="eastAsia"/>
           <w:lang w:eastAsia="zh-CN"/>
         </w:rPr>
       </w:pPr>
@@ -2020,17 +1755,14 @@
       <w:r>
         <w:t xml:space="preserve">3.4 S4 </w:t>
       </w:r>
-      <w:proofErr w:type="spellStart"/>
       <w:r>
         <w:t>购买意向与交易子系统</w:t>
       </w:r>
-      <w:proofErr w:type="spellEnd"/>
     </w:p>
     <w:p>
       <w:pPr>
         <w:pStyle w:val="a0"/>
         <w:rPr>
-          <w:rFonts w:hint="eastAsia"/>
           <w:lang w:eastAsia="zh-CN"/>
         </w:rPr>
       </w:pPr>
@@ -2057,7 +1789,6 @@
       <w:pPr>
         <w:pStyle w:val="a0"/>
         <w:rPr>
-          <w:rFonts w:hint="eastAsia"/>
           <w:lang w:eastAsia="zh-CN"/>
         </w:rPr>
       </w:pPr>
@@ -2075,17 +1806,14 @@
       <w:r>
         <w:t xml:space="preserve">3.5 S5 </w:t>
       </w:r>
-      <w:proofErr w:type="spellStart"/>
       <w:r>
         <w:t>数据与公共支撑层</w:t>
       </w:r>
-      <w:proofErr w:type="spellEnd"/>
     </w:p>
     <w:p>
       <w:pPr>
         <w:pStyle w:val="a0"/>
         <w:rPr>
-          <w:rFonts w:hint="eastAsia"/>
           <w:lang w:eastAsia="zh-CN"/>
         </w:rPr>
       </w:pPr>
@@ -2100,7 +1828,6 @@
       <w:pPr>
         <w:pStyle w:val="a0"/>
         <w:rPr>
-          <w:rFonts w:hint="eastAsia"/>
           <w:lang w:eastAsia="zh-CN"/>
         </w:rPr>
       </w:pPr>
@@ -2173,11 +1900,7 @@
           <w:p>
             <w:pPr>
               <w:spacing w:after="0"/>
-              <w:rPr>
-                <w:rFonts w:hint="eastAsia"/>
-              </w:rPr>
             </w:pPr>
-            <w:proofErr w:type="spellStart"/>
             <w:r>
               <w:rPr>
                 <w:rFonts w:eastAsia="微软雅黑" w:cs="微软雅黑"/>
@@ -2187,7 +1910,6 @@
               </w:rPr>
               <w:t>步骤</w:t>
             </w:r>
-            <w:proofErr w:type="spellEnd"/>
           </w:p>
         </w:tc>
         <w:tc>
@@ -2205,9 +1927,6 @@
           <w:p>
             <w:pPr>
               <w:spacing w:after="0"/>
-              <w:rPr>
-                <w:rFonts w:hint="eastAsia"/>
-              </w:rPr>
             </w:pPr>
             <w:r>
               <w:rPr>
@@ -2235,9 +1954,6 @@
           <w:p>
             <w:pPr>
               <w:spacing w:after="0"/>
-              <w:rPr>
-                <w:rFonts w:hint="eastAsia"/>
-              </w:rPr>
             </w:pPr>
             <w:r>
               <w:rPr>
@@ -2270,9 +1986,6 @@
           <w:p>
             <w:pPr>
               <w:spacing w:after="0" w:line="259" w:lineRule="auto"/>
-              <w:rPr>
-                <w:rFonts w:hint="eastAsia"/>
-              </w:rPr>
             </w:pPr>
             <w:r>
               <w:rPr>
@@ -2298,9 +2011,6 @@
           <w:p>
             <w:pPr>
               <w:spacing w:after="0" w:line="259" w:lineRule="auto"/>
-              <w:rPr>
-                <w:rFonts w:hint="eastAsia"/>
-              </w:rPr>
             </w:pPr>
             <w:r>
               <w:rPr>
@@ -2327,7 +2037,6 @@
             <w:pPr>
               <w:spacing w:after="0" w:line="259" w:lineRule="auto"/>
               <w:rPr>
-                <w:rFonts w:hint="eastAsia"/>
                 <w:lang w:eastAsia="zh-CN"/>
               </w:rPr>
             </w:pPr>
@@ -2362,11 +2071,7 @@
           <w:p>
             <w:pPr>
               <w:spacing w:after="0" w:line="259" w:lineRule="auto"/>
-              <w:rPr>
-                <w:rFonts w:hint="eastAsia"/>
-              </w:rPr>
             </w:pPr>
-            <w:proofErr w:type="spellStart"/>
             <w:r>
               <w:rPr>
                 <w:rFonts w:eastAsia="微软雅黑" w:cs="微软雅黑"/>
@@ -2375,7 +2080,6 @@
               </w:rPr>
               <w:t>买家提交意向</w:t>
             </w:r>
-            <w:proofErr w:type="spellEnd"/>
           </w:p>
         </w:tc>
         <w:tc>
@@ -2392,9 +2096,6 @@
           <w:p>
             <w:pPr>
               <w:spacing w:after="0" w:line="259" w:lineRule="auto"/>
-              <w:rPr>
-                <w:rFonts w:hint="eastAsia"/>
-              </w:rPr>
             </w:pPr>
             <w:r>
               <w:rPr>
@@ -2420,9 +2121,6 @@
           <w:p>
             <w:pPr>
               <w:spacing w:after="0" w:line="259" w:lineRule="auto"/>
-              <w:rPr>
-                <w:rFonts w:hint="eastAsia"/>
-              </w:rPr>
             </w:pPr>
             <w:r>
               <w:rPr>
@@ -2454,9 +2152,6 @@
           <w:p>
             <w:pPr>
               <w:spacing w:after="0" w:line="259" w:lineRule="auto"/>
-              <w:rPr>
-                <w:rFonts w:hint="eastAsia"/>
-              </w:rPr>
             </w:pPr>
             <w:r>
               <w:rPr>
@@ -2482,9 +2177,6 @@
           <w:p>
             <w:pPr>
               <w:spacing w:after="0" w:line="259" w:lineRule="auto"/>
-              <w:rPr>
-                <w:rFonts w:hint="eastAsia"/>
-              </w:rPr>
             </w:pPr>
             <w:r>
               <w:rPr>
@@ -2511,7 +2203,6 @@
             <w:pPr>
               <w:spacing w:after="0" w:line="259" w:lineRule="auto"/>
               <w:rPr>
-                <w:rFonts w:hint="eastAsia"/>
                 <w:lang w:eastAsia="zh-CN"/>
               </w:rPr>
             </w:pPr>
@@ -2546,11 +2237,7 @@
           <w:p>
             <w:pPr>
               <w:spacing w:after="0" w:line="259" w:lineRule="auto"/>
-              <w:rPr>
-                <w:rFonts w:hint="eastAsia"/>
-              </w:rPr>
             </w:pPr>
-            <w:proofErr w:type="spellStart"/>
             <w:r>
               <w:rPr>
                 <w:rFonts w:eastAsia="微软雅黑" w:cs="微软雅黑"/>
@@ -2559,7 +2246,6 @@
               </w:rPr>
               <w:t>卖家登记结果</w:t>
             </w:r>
-            <w:proofErr w:type="spellEnd"/>
           </w:p>
         </w:tc>
         <w:tc>
@@ -2576,9 +2262,6 @@
           <w:p>
             <w:pPr>
               <w:spacing w:after="0" w:line="259" w:lineRule="auto"/>
-              <w:rPr>
-                <w:rFonts w:hint="eastAsia"/>
-              </w:rPr>
             </w:pPr>
             <w:r>
               <w:rPr>
@@ -2604,9 +2287,6 @@
           <w:p>
             <w:pPr>
               <w:spacing w:after="0" w:line="259" w:lineRule="auto"/>
-              <w:rPr>
-                <w:rFonts w:hint="eastAsia"/>
-              </w:rPr>
             </w:pPr>
             <w:r>
               <w:rPr>
@@ -2638,9 +2318,6 @@
           <w:p>
             <w:pPr>
               <w:spacing w:after="0" w:line="259" w:lineRule="auto"/>
-              <w:rPr>
-                <w:rFonts w:hint="eastAsia"/>
-              </w:rPr>
             </w:pPr>
             <w:r>
               <w:rPr>
@@ -2666,9 +2343,6 @@
           <w:p>
             <w:pPr>
               <w:spacing w:after="0" w:line="259" w:lineRule="auto"/>
-              <w:rPr>
-                <w:rFonts w:hint="eastAsia"/>
-              </w:rPr>
             </w:pPr>
             <w:r>
               <w:rPr>
@@ -2695,7 +2369,6 @@
             <w:pPr>
               <w:spacing w:after="0" w:line="259" w:lineRule="auto"/>
               <w:rPr>
-                <w:rFonts w:hint="eastAsia"/>
                 <w:lang w:eastAsia="zh-CN"/>
               </w:rPr>
             </w:pPr>
@@ -2721,7 +2394,6 @@
         </w:numPr>
         <w:ind w:left="360" w:hanging="360"/>
         <w:rPr>
-          <w:rFonts w:hint="eastAsia"/>
           <w:lang w:eastAsia="zh-CN"/>
         </w:rPr>
       </w:pPr>
